--- a/CV/Agency/Architect/Common/Manish_Kumar_Sharma.docx
+++ b/CV/Agency/Architect/Common/Manish_Kumar_Sharma.docx
@@ -1875,7 +1875,7 @@
           <w:sz w:val="19"/>
           <w:szCs w:val="19"/>
         </w:rPr>
-        <w:t xml:space="preserve">Senior Principal SWE / Senior Manager</w:t>
+        <w:t xml:space="preserve">Principal Software Engineer / Senior Manager (Technical — Solution Architecture &amp; Engineering Leadership)</w:t>
       </w:r>
     </w:p>
     <w:p>
